--- a/docs/python-setup_macos_2024.docx
+++ b/docs/python-setup_macos_2024.docx
@@ -1,6 +1,6 @@
 
 <file path=word/document.xml><?xml version="1.0" encoding="utf-8"?>
-<w:document xmlns:wpc="http://schemas.microsoft.com/office/word/2010/wordprocessingCanvas" xmlns:cx="http://schemas.microsoft.com/office/drawing/2014/chartex" xmlns:cx1="http://schemas.microsoft.com/office/drawing/2015/9/8/chartex" xmlns:cx2="http://schemas.microsoft.com/office/drawing/2015/10/21/chartex" xmlns:cx3="http://schemas.microsoft.com/office/drawing/2016/5/9/chartex" xmlns:cx4="http://schemas.microsoft.com/office/drawing/2016/5/10/chartex" xmlns:cx5="http://schemas.microsoft.com/office/drawing/2016/5/11/chartex" xmlns:cx6="http://schemas.microsoft.com/office/drawing/2016/5/12/chartex" xmlns:cx7="http://schemas.microsoft.com/office/drawing/2016/5/13/chartex" xmlns:cx8="http://schemas.microsoft.com/office/drawing/2016/5/14/chartex" xmlns:mc="http://schemas.openxmlformats.org/markup-compatibility/2006" xmlns:aink="http://schemas.microsoft.com/office/drawing/2016/ink" xmlns:am3d="http://schemas.microsoft.com/office/drawing/2017/model3d" xmlns:o="urn:schemas-microsoft-com:office:office" xmlns:oel="http://schemas.microsoft.com/office/2019/extlst" xmlns:r="http://schemas.openxmlformats.org/officeDocument/2006/relationships" xmlns:m="http://schemas.openxmlformats.org/officeDocument/2006/math" xmlns:v="urn:schemas-microsoft-com:vml" xmlns:wp14="http://schemas.microsoft.com/office/word/2010/wordprocessingDrawing" xmlns:wp="http://schemas.openxmlformats.org/drawingml/2006/wordprocessingDrawing" xmlns:w10="urn:schemas-microsoft-com:office:word" xmlns:w="http://schemas.openxmlformats.org/wordprocessingml/2006/main" xmlns:w14="http://schemas.microsoft.com/office/word/2010/wordml" xmlns:w15="http://schemas.microsoft.com/office/word/2012/wordml" xmlns:w16cex="http://schemas.microsoft.com/office/word/2018/wordml/cex" xmlns:w16cid="http://schemas.microsoft.com/office/word/2016/wordml/cid" xmlns:w16="http://schemas.microsoft.com/office/word/2018/wordml" xmlns:w16sdtdh="http://schemas.microsoft.com/office/word/2020/wordml/sdtdatahash" xmlns:w16se="http://schemas.microsoft.com/office/word/2015/wordml/symex" xmlns:wpg="http://schemas.microsoft.com/office/word/2010/wordprocessingGroup" xmlns:wpi="http://schemas.microsoft.com/office/word/2010/wordprocessingInk" xmlns:wne="http://schemas.microsoft.com/office/word/2006/wordml" xmlns:wps="http://schemas.microsoft.com/office/word/2010/wordprocessingShape" mc:Ignorable="w14 w15 w16se w16cid w16 w16cex w16sdtdh wp14">
+<w:document xmlns:wpc="http://schemas.microsoft.com/office/word/2010/wordprocessingCanvas" xmlns:cx="http://schemas.microsoft.com/office/drawing/2014/chartex" xmlns:cx1="http://schemas.microsoft.com/office/drawing/2015/9/8/chartex" xmlns:cx2="http://schemas.microsoft.com/office/drawing/2015/10/21/chartex" xmlns:cx3="http://schemas.microsoft.com/office/drawing/2016/5/9/chartex" xmlns:cx4="http://schemas.microsoft.com/office/drawing/2016/5/10/chartex" xmlns:cx5="http://schemas.microsoft.com/office/drawing/2016/5/11/chartex" xmlns:cx6="http://schemas.microsoft.com/office/drawing/2016/5/12/chartex" xmlns:cx7="http://schemas.microsoft.com/office/drawing/2016/5/13/chartex" xmlns:cx8="http://schemas.microsoft.com/office/drawing/2016/5/14/chartex" xmlns:mc="http://schemas.openxmlformats.org/markup-compatibility/2006" xmlns:aink="http://schemas.microsoft.com/office/drawing/2016/ink" xmlns:am3d="http://schemas.microsoft.com/office/drawing/2017/model3d" xmlns:o="urn:schemas-microsoft-com:office:office" xmlns:oel="http://schemas.microsoft.com/office/2019/extlst" xmlns:r="http://schemas.openxmlformats.org/officeDocument/2006/relationships" xmlns:m="http://schemas.openxmlformats.org/officeDocument/2006/math" xmlns:v="urn:schemas-microsoft-com:vml" xmlns:wp14="http://schemas.microsoft.com/office/word/2010/wordprocessingDrawing" xmlns:wp="http://schemas.openxmlformats.org/drawingml/2006/wordprocessingDrawing" xmlns:w10="urn:schemas-microsoft-com:office:word" xmlns:w="http://schemas.openxmlformats.org/wordprocessingml/2006/main" xmlns:w14="http://schemas.microsoft.com/office/word/2010/wordml" xmlns:w15="http://schemas.microsoft.com/office/word/2012/wordml" xmlns:w16cex="http://schemas.microsoft.com/office/word/2018/wordml/cex" xmlns:w16cid="http://schemas.microsoft.com/office/word/2016/wordml/cid" xmlns:w16="http://schemas.microsoft.com/office/word/2018/wordml" xmlns:w16du="http://schemas.microsoft.com/office/word/2023/wordml/word16du" xmlns:w16sdtdh="http://schemas.microsoft.com/office/word/2020/wordml/sdtdatahash" xmlns:w16se="http://schemas.microsoft.com/office/word/2015/wordml/symex" xmlns:wpg="http://schemas.microsoft.com/office/word/2010/wordprocessingGroup" xmlns:wpi="http://schemas.microsoft.com/office/word/2010/wordprocessingInk" xmlns:wne="http://schemas.microsoft.com/office/word/2006/wordml" xmlns:wps="http://schemas.microsoft.com/office/word/2010/wordprocessingShape" mc:Ignorable="w14 w15 w16se w16cid w16 w16cex w16sdtdh w16du wp14">
   <w:body>
     <w:p>
       <w:pPr>
@@ -20,7 +20,7 @@
         <w:rPr>
           <w:color w:val="2E5496"/>
         </w:rPr>
-        <w:t>a405</w:t>
+        <w:t>E440</w:t>
       </w:r>
       <w:r>
         <w:rPr>
@@ -58,7 +58,7 @@
         <w:rPr>
           <w:color w:val="2E5496"/>
         </w:rPr>
-        <w:t>4</w:t>
+        <w:t>5</w:t>
       </w:r>
       <w:r>
         <w:rPr>
@@ -70,7 +70,13 @@
         <w:rPr>
           <w:color w:val="2E5496"/>
         </w:rPr>
-        <w:t>08</w:t>
+        <w:t>0</w:t>
+      </w:r>
+      <w:r>
+        <w:rPr>
+          <w:color w:val="2E5496"/>
+        </w:rPr>
+        <w:t>2</w:t>
       </w:r>
     </w:p>
     <w:p>
@@ -619,7 +625,7 @@
               <w:rPr>
                 <w:rFonts w:ascii="Courier New" w:hAnsi="Courier New" w:cs="Courier New"/>
               </w:rPr>
-              <w:t>a405</w:t>
+              <w:t>e440</w:t>
             </w:r>
           </w:p>
           <w:p>
@@ -790,11 +796,11 @@
               <w:t xml:space="preserve">This should show your </w:t>
             </w:r>
             <w:r>
-              <w:t>a</w:t>
+              <w:t>e</w:t>
             </w:r>
             <w:proofErr w:type="gramStart"/>
             <w:r>
-              <w:t>405</w:t>
+              <w:t>440</w:t>
             </w:r>
             <w:r>
               <w:t xml:space="preserve"> </w:t>
@@ -995,11 +1001,11 @@
               <w:t xml:space="preserve">your  </w:t>
             </w:r>
             <w:r>
-              <w:t>a</w:t>
+              <w:t>e</w:t>
             </w:r>
             <w:proofErr w:type="gramEnd"/>
             <w:r>
-              <w:t>405</w:t>
+              <w:t>440</w:t>
             </w:r>
             <w:r>
               <w:t xml:space="preserve"> </w:t>
@@ -1200,7 +1206,7 @@
               <w:rPr>
                 <w:rFonts w:ascii="Courier New" w:eastAsia="Courier New" w:hAnsi="Courier New" w:cs="Courier New"/>
               </w:rPr>
-              <w:t>a405</w:t>
+              <w:t>e440</w:t>
             </w:r>
             <w:r>
               <w:t xml:space="preserve"> </w:t>
@@ -1396,91 +1402,30 @@
           </w:p>
           <w:p>
             <w:pPr>
-              <w:pStyle w:val="ListParagraph"/>
+              <w:spacing w:line="271" w:lineRule="auto"/>
+              <w:ind w:left="5" w:right="69"/>
+              <w:rPr>
+                <w:sz w:val="20"/>
+              </w:rPr>
+            </w:pPr>
+          </w:p>
+          <w:p>
+            <w:pPr>
               <w:spacing w:after="12" w:line="255" w:lineRule="auto"/>
               <w:ind w:left="5" w:right="4685"/>
               <w:jc w:val="both"/>
             </w:pPr>
             <w:r>
-              <w:t xml:space="preserve">Install the mamba installer by </w:t>
-            </w:r>
-            <w:proofErr w:type="gramStart"/>
-            <w:r>
-              <w:t>typing</w:t>
-            </w:r>
-            <w:r>
-              <w:t xml:space="preserve">  (</w:t>
-            </w:r>
-            <w:proofErr w:type="gramEnd"/>
-            <w:r>
-              <w:t>no line break belo</w:t>
-            </w:r>
-            <w:r>
-              <w:t>w</w:t>
-            </w:r>
-            <w:r>
-              <w:t>)</w:t>
-            </w:r>
-          </w:p>
-          <w:p>
-            <w:pPr>
-              <w:spacing w:after="12" w:line="255" w:lineRule="auto"/>
-              <w:ind w:right="4685"/>
-              <w:jc w:val="both"/>
-            </w:pPr>
-          </w:p>
-          <w:p>
-            <w:pPr>
-              <w:spacing w:line="271" w:lineRule="auto"/>
-              <w:ind w:left="5" w:right="69"/>
-              <w:rPr>
-                <w:sz w:val="20"/>
-              </w:rPr>
-            </w:pPr>
-            <w:proofErr w:type="spellStart"/>
-            <w:r>
-              <w:rPr>
-                <w:rFonts w:ascii="Courier New" w:hAnsi="Courier New" w:cs="Courier New"/>
-              </w:rPr>
-              <w:t>conda</w:t>
-            </w:r>
-            <w:proofErr w:type="spellEnd"/>
-            <w:r>
-              <w:rPr>
-                <w:rFonts w:ascii="Courier New" w:hAnsi="Courier New" w:cs="Courier New"/>
-              </w:rPr>
-              <w:t xml:space="preserve"> install </w:t>
-            </w:r>
-            <w:r>
-              <w:rPr>
-                <w:rFonts w:ascii="Courier New" w:hAnsi="Courier New" w:cs="Courier New"/>
-              </w:rPr>
-              <w:t xml:space="preserve">mamba </w:t>
-            </w:r>
-          </w:p>
-          <w:p>
-            <w:pPr>
-              <w:spacing w:line="271" w:lineRule="auto"/>
-              <w:ind w:left="5" w:right="69"/>
-              <w:rPr>
-                <w:sz w:val="20"/>
-              </w:rPr>
-            </w:pPr>
-          </w:p>
-          <w:p>
-            <w:pPr>
-              <w:spacing w:after="12" w:line="255" w:lineRule="auto"/>
-              <w:ind w:left="5" w:right="4685"/>
-              <w:jc w:val="both"/>
-            </w:pPr>
-            <w:r>
-              <w:t>when this completes</w:t>
-            </w:r>
-            <w:r>
-              <w:t xml:space="preserve"> create the </w:t>
-            </w:r>
-            <w:r>
-              <w:t>e211</w:t>
+              <w:t>C</w:t>
+            </w:r>
+            <w:r>
+              <w:t xml:space="preserve">reate the </w:t>
+            </w:r>
+            <w:r>
+              <w:t>e</w:t>
+            </w:r>
+            <w:r>
+              <w:t>440</w:t>
             </w:r>
             <w:r>
               <w:t xml:space="preserve"> environment</w:t>
@@ -1511,16 +1456,24 @@
                 <w:sz w:val="20"/>
               </w:rPr>
             </w:pPr>
+            <w:proofErr w:type="spellStart"/>
             <w:r>
               <w:rPr>
                 <w:rFonts w:ascii="Courier New" w:hAnsi="Courier New" w:cs="Courier New"/>
               </w:rPr>
-              <w:t xml:space="preserve">mamba env create </w:t>
-            </w:r>
+              <w:t>conda</w:t>
+            </w:r>
+            <w:proofErr w:type="spellEnd"/>
             <w:r>
               <w:rPr>
                 <w:rFonts w:ascii="Courier New" w:hAnsi="Courier New" w:cs="Courier New"/>
               </w:rPr>
+              <w:t xml:space="preserve"> env create </w:t>
+            </w:r>
+            <w:r>
+              <w:rPr>
+                <w:rFonts w:ascii="Courier New" w:hAnsi="Courier New" w:cs="Courier New"/>
+              </w:rPr>
               <w:t>–</w:t>
             </w:r>
             <w:r>
@@ -1545,7 +1498,7 @@
               <w:rPr>
                 <w:rFonts w:ascii="Courier New" w:hAnsi="Courier New" w:cs="Courier New"/>
               </w:rPr>
-              <w:t>a405</w:t>
+              <w:t>e440</w:t>
             </w:r>
             <w:r>
               <w:rPr>
@@ -1581,8 +1534,21 @@
                 <w:numId w:val="4"/>
               </w:numPr>
             </w:pPr>
-            <w:r>
-              <w:t xml:space="preserve">mamba will begin downloading and installing packages.  </w:t>
+            <w:proofErr w:type="spellStart"/>
+            <w:proofErr w:type="gramStart"/>
+            <w:r>
+              <w:t>conda</w:t>
+            </w:r>
+            <w:proofErr w:type="spellEnd"/>
+            <w:r>
+              <w:t xml:space="preserve"> </w:t>
+            </w:r>
+            <w:r>
+              <w:t xml:space="preserve"> will</w:t>
+            </w:r>
+            <w:proofErr w:type="gramEnd"/>
+            <w:r>
+              <w:t xml:space="preserve"> begin downloading and installing packages.  </w:t>
             </w:r>
           </w:p>
           <w:p>
@@ -1618,7 +1584,7 @@
               <w:t xml:space="preserve">   You should see a list of two environments: "base" and "</w:t>
             </w:r>
             <w:r>
-              <w:t>a405</w:t>
+              <w:t>e440</w:t>
             </w:r>
             <w:r>
               <w:t xml:space="preserve">" </w:t>
@@ -1729,13 +1695,7 @@
               <w:rPr>
                 <w:rFonts w:ascii="Courier New" w:hAnsi="Courier New" w:cs="Courier New"/>
               </w:rPr>
-              <w:t>a</w:t>
-            </w:r>
-            <w:r>
-              <w:rPr>
-                <w:rFonts w:ascii="Courier New" w:hAnsi="Courier New" w:cs="Courier New"/>
-              </w:rPr>
-              <w:t>405</w:t>
+              <w:t>e440</w:t>
             </w:r>
           </w:p>
         </w:tc>
@@ -2119,7 +2079,7 @@
               <w:t>e</w:t>
             </w:r>
             <w:r>
-              <w:t>405</w:t>
+              <w:t>440</w:t>
             </w:r>
             <w:r>
               <w:t xml:space="preserve"> folder </w:t>
@@ -2163,10 +2123,7 @@
                 <w:rFonts w:ascii="Courier New" w:eastAsia="Courier New" w:hAnsi="Courier New" w:cs="Courier New"/>
                 <w:color w:val="3B2221"/>
               </w:rPr>
-              <w:t>a405</w:t>
-            </w:r>
-            <w:r>
-              <w:t xml:space="preserve"> </w:t>
+              <w:t>e440</w:t>
             </w:r>
           </w:p>
         </w:tc>
@@ -2233,19 +2190,13 @@
               <w:rPr>
                 <w:rFonts w:ascii="Courier New" w:eastAsia="Courier New" w:hAnsi="Courier New" w:cs="Courier New"/>
               </w:rPr>
-              <w:t xml:space="preserve"> activate </w:t>
+              <w:t xml:space="preserve"> activate</w:t>
             </w:r>
             <w:r>
               <w:rPr>
                 <w:rFonts w:ascii="Courier New" w:eastAsia="Courier New" w:hAnsi="Courier New" w:cs="Courier New"/>
               </w:rPr>
-              <w:t>a</w:t>
-            </w:r>
-            <w:r>
-              <w:rPr>
-                <w:rFonts w:ascii="Courier New" w:eastAsia="Courier New" w:hAnsi="Courier New" w:cs="Courier New"/>
-              </w:rPr>
-              <w:t>405</w:t>
+              <w:t xml:space="preserve"> e440</w:t>
             </w:r>
           </w:p>
         </w:tc>
@@ -2381,7 +2332,13 @@
         <w:spacing w:after="0"/>
       </w:pPr>
       <w:r>
-        <w:t>To install the A405 libraries:</w:t>
+        <w:t xml:space="preserve">To install the </w:t>
+      </w:r>
+      <w:r>
+        <w:t>e440</w:t>
+      </w:r>
+      <w:r>
+        <w:t xml:space="preserve"> libraries:</w:t>
       </w:r>
     </w:p>
     <w:p>
@@ -2404,6 +2361,26 @@
           <w:t>requirements.txt</w:t>
         </w:r>
       </w:hyperlink>
+      <w:r>
+        <w:rPr>
+          <w:rStyle w:val="Hyperlink"/>
+        </w:rPr>
+        <w:t xml:space="preserve"> </w:t>
+      </w:r>
+      <w:r>
+        <w:rPr>
+          <w:rStyle w:val="Hyperlink"/>
+          <w:u w:val="none"/>
+        </w:rPr>
+        <w:t>from</w:t>
+      </w:r>
+      <w:r>
+        <w:rPr>
+          <w:rStyle w:val="Hyperlink"/>
+          <w:u w:val="none"/>
+        </w:rPr>
+        <w:t xml:space="preserve"> Dropbox</w:t>
+      </w:r>
     </w:p>
     <w:p>
       <w:pPr>
@@ -2415,7 +2392,13 @@
         <w:spacing w:after="0"/>
       </w:pPr>
       <w:r>
-        <w:t>In the a405 environment, do:</w:t>
+        <w:t xml:space="preserve">In the </w:t>
+      </w:r>
+      <w:r>
+        <w:t>e440</w:t>
+      </w:r>
+      <w:r>
+        <w:t xml:space="preserve"> environment, do:</w:t>
       </w:r>
     </w:p>
     <w:p>
@@ -2659,7 +2642,7 @@
 </file>
 
 <file path=word/numbering.xml><?xml version="1.0" encoding="utf-8"?>
-<w:numbering xmlns:wpc="http://schemas.microsoft.com/office/word/2010/wordprocessingCanvas" xmlns:cx="http://schemas.microsoft.com/office/drawing/2014/chartex" xmlns:cx1="http://schemas.microsoft.com/office/drawing/2015/9/8/chartex" xmlns:cx2="http://schemas.microsoft.com/office/drawing/2015/10/21/chartex" xmlns:cx3="http://schemas.microsoft.com/office/drawing/2016/5/9/chartex" xmlns:cx4="http://schemas.microsoft.com/office/drawing/2016/5/10/chartex" xmlns:cx5="http://schemas.microsoft.com/office/drawing/2016/5/11/chartex" xmlns:cx6="http://schemas.microsoft.com/office/drawing/2016/5/12/chartex" xmlns:cx7="http://schemas.microsoft.com/office/drawing/2016/5/13/chartex" xmlns:cx8="http://schemas.microsoft.com/office/drawing/2016/5/14/chartex" xmlns:mc="http://schemas.openxmlformats.org/markup-compatibility/2006" xmlns:aink="http://schemas.microsoft.com/office/drawing/2016/ink" xmlns:am3d="http://schemas.microsoft.com/office/drawing/2017/model3d" xmlns:o="urn:schemas-microsoft-com:office:office" xmlns:oel="http://schemas.microsoft.com/office/2019/extlst" xmlns:r="http://schemas.openxmlformats.org/officeDocument/2006/relationships" xmlns:m="http://schemas.openxmlformats.org/officeDocument/2006/math" xmlns:v="urn:schemas-microsoft-com:vml" xmlns:wp14="http://schemas.microsoft.com/office/word/2010/wordprocessingDrawing" xmlns:wp="http://schemas.openxmlformats.org/drawingml/2006/wordprocessingDrawing" xmlns:w10="urn:schemas-microsoft-com:office:word" xmlns:w="http://schemas.openxmlformats.org/wordprocessingml/2006/main" xmlns:w14="http://schemas.microsoft.com/office/word/2010/wordml" xmlns:w15="http://schemas.microsoft.com/office/word/2012/wordml" xmlns:w16cex="http://schemas.microsoft.com/office/word/2018/wordml/cex" xmlns:w16cid="http://schemas.microsoft.com/office/word/2016/wordml/cid" xmlns:w16="http://schemas.microsoft.com/office/word/2018/wordml" xmlns:w16sdtdh="http://schemas.microsoft.com/office/word/2020/wordml/sdtdatahash" xmlns:w16se="http://schemas.microsoft.com/office/word/2015/wordml/symex" xmlns:wpg="http://schemas.microsoft.com/office/word/2010/wordprocessingGroup" xmlns:wpi="http://schemas.microsoft.com/office/word/2010/wordprocessingInk" xmlns:wne="http://schemas.microsoft.com/office/word/2006/wordml" xmlns:wps="http://schemas.microsoft.com/office/word/2010/wordprocessingShape" mc:Ignorable="w14 w15 w16se w16cid w16 w16cex w16sdtdh wp14">
+<w:numbering xmlns:wpc="http://schemas.microsoft.com/office/word/2010/wordprocessingCanvas" xmlns:cx="http://schemas.microsoft.com/office/drawing/2014/chartex" xmlns:cx1="http://schemas.microsoft.com/office/drawing/2015/9/8/chartex" xmlns:cx2="http://schemas.microsoft.com/office/drawing/2015/10/21/chartex" xmlns:cx3="http://schemas.microsoft.com/office/drawing/2016/5/9/chartex" xmlns:cx4="http://schemas.microsoft.com/office/drawing/2016/5/10/chartex" xmlns:cx5="http://schemas.microsoft.com/office/drawing/2016/5/11/chartex" xmlns:cx6="http://schemas.microsoft.com/office/drawing/2016/5/12/chartex" xmlns:cx7="http://schemas.microsoft.com/office/drawing/2016/5/13/chartex" xmlns:cx8="http://schemas.microsoft.com/office/drawing/2016/5/14/chartex" xmlns:mc="http://schemas.openxmlformats.org/markup-compatibility/2006" xmlns:aink="http://schemas.microsoft.com/office/drawing/2016/ink" xmlns:am3d="http://schemas.microsoft.com/office/drawing/2017/model3d" xmlns:o="urn:schemas-microsoft-com:office:office" xmlns:oel="http://schemas.microsoft.com/office/2019/extlst" xmlns:r="http://schemas.openxmlformats.org/officeDocument/2006/relationships" xmlns:m="http://schemas.openxmlformats.org/officeDocument/2006/math" xmlns:v="urn:schemas-microsoft-com:vml" xmlns:wp14="http://schemas.microsoft.com/office/word/2010/wordprocessingDrawing" xmlns:wp="http://schemas.openxmlformats.org/drawingml/2006/wordprocessingDrawing" xmlns:w10="urn:schemas-microsoft-com:office:word" xmlns:w="http://schemas.openxmlformats.org/wordprocessingml/2006/main" xmlns:w14="http://schemas.microsoft.com/office/word/2010/wordml" xmlns:w15="http://schemas.microsoft.com/office/word/2012/wordml" xmlns:w16cex="http://schemas.microsoft.com/office/word/2018/wordml/cex" xmlns:w16cid="http://schemas.microsoft.com/office/word/2016/wordml/cid" xmlns:w16="http://schemas.microsoft.com/office/word/2018/wordml" xmlns:w16du="http://schemas.microsoft.com/office/word/2023/wordml/word16du" xmlns:w16sdtdh="http://schemas.microsoft.com/office/word/2020/wordml/sdtdatahash" xmlns:w16se="http://schemas.microsoft.com/office/word/2015/wordml/symex" xmlns:wpg="http://schemas.microsoft.com/office/word/2010/wordprocessingGroup" xmlns:wpi="http://schemas.microsoft.com/office/word/2010/wordprocessingInk" xmlns:wne="http://schemas.microsoft.com/office/word/2006/wordml" xmlns:wps="http://schemas.microsoft.com/office/word/2010/wordprocessingShape" mc:Ignorable="w14 w15 w16se w16cid w16 w16cex w16sdtdh w16du wp14">
   <w:abstractNum w:abstractNumId="0" w15:restartNumberingAfterBreak="0">
     <w:nsid w:val="12F45869"/>
     <w:multiLevelType w:val="hybridMultilevel"/>
@@ -3954,7 +3937,7 @@
 </file>
 
 <file path=word/styles.xml><?xml version="1.0" encoding="utf-8"?>
-<w:styles xmlns:mc="http://schemas.openxmlformats.org/markup-compatibility/2006" xmlns:r="http://schemas.openxmlformats.org/officeDocument/2006/relationships" xmlns:w="http://schemas.openxmlformats.org/wordprocessingml/2006/main" xmlns:w14="http://schemas.microsoft.com/office/word/2010/wordml" xmlns:w15="http://schemas.microsoft.com/office/word/2012/wordml" xmlns:w16cex="http://schemas.microsoft.com/office/word/2018/wordml/cex" xmlns:w16cid="http://schemas.microsoft.com/office/word/2016/wordml/cid" xmlns:w16="http://schemas.microsoft.com/office/word/2018/wordml" xmlns:w16sdtdh="http://schemas.microsoft.com/office/word/2020/wordml/sdtdatahash" xmlns:w16se="http://schemas.microsoft.com/office/word/2015/wordml/symex" mc:Ignorable="w14 w15 w16se w16cid w16 w16cex w16sdtdh">
+<w:styles xmlns:mc="http://schemas.openxmlformats.org/markup-compatibility/2006" xmlns:r="http://schemas.openxmlformats.org/officeDocument/2006/relationships" xmlns:w="http://schemas.openxmlformats.org/wordprocessingml/2006/main" xmlns:w14="http://schemas.microsoft.com/office/word/2010/wordml" xmlns:w15="http://schemas.microsoft.com/office/word/2012/wordml" xmlns:w16cex="http://schemas.microsoft.com/office/word/2018/wordml/cex" xmlns:w16cid="http://schemas.microsoft.com/office/word/2016/wordml/cid" xmlns:w16="http://schemas.microsoft.com/office/word/2018/wordml" xmlns:w16du="http://schemas.microsoft.com/office/word/2023/wordml/word16du" xmlns:w16sdtdh="http://schemas.microsoft.com/office/word/2020/wordml/sdtdatahash" xmlns:w16se="http://schemas.microsoft.com/office/word/2015/wordml/symex" mc:Ignorable="w14 w15 w16se w16cid w16 w16cex w16sdtdh w16du">
   <w:docDefaults>
     <w:rPrDefault>
       <w:rPr>

--- a/docs/python-setup_macos_2024.docx
+++ b/docs/python-setup_macos_2024.docx
@@ -1237,7 +1237,13 @@
               <w:t>-forge as your preferred source of python packages</w:t>
             </w:r>
             <w:r>
-              <w:t xml:space="preserve">.  Note that “—add” </w:t>
+              <w:t xml:space="preserve">.  Note that </w:t>
+            </w:r>
+            <w:r>
+              <w:t>“--</w:t>
+            </w:r>
+            <w:r>
+              <w:t xml:space="preserve">add” </w:t>
             </w:r>
             <w:r>
               <w:t>is</w:t>
